--- a/lessons/7-1/homework.docx
+++ b/lessons/7-1/homework.docx
@@ -106,7 +106,55 @@
     </w:p>
     <w:p>
       <w:pPr>
-        <w:spacing w:after="60"/>
+        <w:keepNext/>
+        <w:spacing w:after="20" w:before="80"/>
+        <w:jc w:val="center"/>
+      </w:pPr>
+      <w:r>
+        <w:drawing>
+          <wp:inline distT="0" distB="0" distL="0" distR="0">
+            <wp:extent cx="1047750" cy="790575"/>
+            <wp:effectExtent t="0" r="0" b="0" l="0"/>
+            <wp:docPr id="1" name="" descr="" title=""/>
+            <wp:cNvGraphicFramePr>
+              <a:graphicFrameLocks xmlns:a="http://schemas.openxmlformats.org/drawingml/2006/main" noChangeAspect="1"/>
+            </wp:cNvGraphicFramePr>
+            <a:graphic xmlns:a="http://schemas.openxmlformats.org/drawingml/2006/main">
+              <a:graphicData uri="http://schemas.openxmlformats.org/drawingml/2006/picture">
+                <pic:pic xmlns:pic="http://schemas.openxmlformats.org/drawingml/2006/picture">
+                  <pic:nvPicPr>
+                    <pic:cNvPr id="0" name="" descr=""/>
+                    <pic:cNvPicPr>
+                      <a:picLocks noChangeAspect="1" noChangeArrowheads="1"/>
+                    </pic:cNvPicPr>
+                  </pic:nvPicPr>
+                  <pic:blipFill>
+                    <a:blip r:embed="rId7" cstate="none"/>
+                    <a:srcRect/>
+                    <a:stretch>
+                      <a:fillRect/>
+                    </a:stretch>
+                  </pic:blipFill>
+                  <pic:spPr bwMode="auto">
+                    <a:xfrm>
+                      <a:off x="0" y="0"/>
+                      <a:ext cx="1047750" cy="790575"/>
+                    </a:xfrm>
+                    <a:prstGeom prst="rect">
+                      <a:avLst/>
+                    </a:prstGeom>
+                  </pic:spPr>
+                </pic:pic>
+              </a:graphicData>
+            </a:graphic>
+          </wp:inline>
+        </w:drawing>
+      </w:r>
+    </w:p>
+    <w:p>
+      <w:pPr>
+        <w:keepNext/>
+        <w:spacing w:after="120"/>
       </w:pPr>
       <w:r>
         <w:rPr>
@@ -116,12 +164,60 @@
         <w:t xml:space="preserve">Equation (Ecuación)</w:t>
       </w:r>
       <w:r>
-        <w:t xml:space="preserve"> — A mathematical sentence that uses an equal sign to show two expressions have the same value</w:t>
-      </w:r>
-    </w:p>
-    <w:p>
-      <w:pPr>
-        <w:spacing w:after="60"/>
+        <w:t xml:space="preserve"> — A math sentence with an equal sign showing both sides are the same.</w:t>
+      </w:r>
+    </w:p>
+    <w:p>
+      <w:pPr>
+        <w:keepNext/>
+        <w:spacing w:after="20" w:before="80"/>
+        <w:jc w:val="center"/>
+      </w:pPr>
+      <w:r>
+        <w:drawing>
+          <wp:inline distT="0" distB="0" distL="0" distR="0">
+            <wp:extent cx="1047750" cy="790575"/>
+            <wp:effectExtent t="0" r="0" b="0" l="0"/>
+            <wp:docPr id="1" name="" descr="" title=""/>
+            <wp:cNvGraphicFramePr>
+              <a:graphicFrameLocks xmlns:a="http://schemas.openxmlformats.org/drawingml/2006/main" noChangeAspect="1"/>
+            </wp:cNvGraphicFramePr>
+            <a:graphic xmlns:a="http://schemas.openxmlformats.org/drawingml/2006/main">
+              <a:graphicData uri="http://schemas.openxmlformats.org/drawingml/2006/picture">
+                <pic:pic xmlns:pic="http://schemas.openxmlformats.org/drawingml/2006/picture">
+                  <pic:nvPicPr>
+                    <pic:cNvPr id="0" name="" descr=""/>
+                    <pic:cNvPicPr>
+                      <a:picLocks noChangeAspect="1" noChangeArrowheads="1"/>
+                    </pic:cNvPicPr>
+                  </pic:nvPicPr>
+                  <pic:blipFill>
+                    <a:blip r:embed="rId8" cstate="none"/>
+                    <a:srcRect/>
+                    <a:stretch>
+                      <a:fillRect/>
+                    </a:stretch>
+                  </pic:blipFill>
+                  <pic:spPr bwMode="auto">
+                    <a:xfrm>
+                      <a:off x="0" y="0"/>
+                      <a:ext cx="1047750" cy="790575"/>
+                    </a:xfrm>
+                    <a:prstGeom prst="rect">
+                      <a:avLst/>
+                    </a:prstGeom>
+                  </pic:spPr>
+                </pic:pic>
+              </a:graphicData>
+            </a:graphic>
+          </wp:inline>
+        </w:drawing>
+      </w:r>
+    </w:p>
+    <w:p>
+      <w:pPr>
+        <w:keepNext/>
+        <w:spacing w:after="120"/>
       </w:pPr>
       <w:r>
         <w:rPr>
@@ -131,12 +227,60 @@
         <w:t xml:space="preserve">Variable (Variable)</w:t>
       </w:r>
       <w:r>
-        <w:t xml:space="preserve"> — A letter or symbol that represents an unknown value</w:t>
-      </w:r>
-    </w:p>
-    <w:p>
-      <w:pPr>
-        <w:spacing w:after="60"/>
+        <w:t xml:space="preserve"> — A letter that stands for an unknown number.</w:t>
+      </w:r>
+    </w:p>
+    <w:p>
+      <w:pPr>
+        <w:keepNext/>
+        <w:spacing w:after="20" w:before="80"/>
+        <w:jc w:val="center"/>
+      </w:pPr>
+      <w:r>
+        <w:drawing>
+          <wp:inline distT="0" distB="0" distL="0" distR="0">
+            <wp:extent cx="1047750" cy="790575"/>
+            <wp:effectExtent t="0" r="0" b="0" l="0"/>
+            <wp:docPr id="1" name="" descr="" title=""/>
+            <wp:cNvGraphicFramePr>
+              <a:graphicFrameLocks xmlns:a="http://schemas.openxmlformats.org/drawingml/2006/main" noChangeAspect="1"/>
+            </wp:cNvGraphicFramePr>
+            <a:graphic xmlns:a="http://schemas.openxmlformats.org/drawingml/2006/main">
+              <a:graphicData uri="http://schemas.openxmlformats.org/drawingml/2006/picture">
+                <pic:pic xmlns:pic="http://schemas.openxmlformats.org/drawingml/2006/picture">
+                  <pic:nvPicPr>
+                    <pic:cNvPr id="0" name="" descr=""/>
+                    <pic:cNvPicPr>
+                      <a:picLocks noChangeAspect="1" noChangeArrowheads="1"/>
+                    </pic:cNvPicPr>
+                  </pic:nvPicPr>
+                  <pic:blipFill>
+                    <a:blip r:embed="rId7" cstate="none"/>
+                    <a:srcRect/>
+                    <a:stretch>
+                      <a:fillRect/>
+                    </a:stretch>
+                  </pic:blipFill>
+                  <pic:spPr bwMode="auto">
+                    <a:xfrm>
+                      <a:off x="0" y="0"/>
+                      <a:ext cx="1047750" cy="790575"/>
+                    </a:xfrm>
+                    <a:prstGeom prst="rect">
+                      <a:avLst/>
+                    </a:prstGeom>
+                  </pic:spPr>
+                </pic:pic>
+              </a:graphicData>
+            </a:graphic>
+          </wp:inline>
+        </w:drawing>
+      </w:r>
+    </w:p>
+    <w:p>
+      <w:pPr>
+        <w:keepNext/>
+        <w:spacing w:after="120"/>
       </w:pPr>
       <w:r>
         <w:rPr>
@@ -146,12 +290,60 @@
         <w:t xml:space="preserve">Equal sign (Signo igual)</w:t>
       </w:r>
       <w:r>
-        <w:t xml:space="preserve"> — A symbol (=) showing that two sides have the same value</w:t>
-      </w:r>
-    </w:p>
-    <w:p>
-      <w:pPr>
-        <w:spacing w:after="60"/>
+        <w:t xml:space="preserve"> — The = sign, showing both sides are the same.</w:t>
+      </w:r>
+    </w:p>
+    <w:p>
+      <w:pPr>
+        <w:keepNext/>
+        <w:spacing w:after="20" w:before="80"/>
+        <w:jc w:val="center"/>
+      </w:pPr>
+      <w:r>
+        <w:drawing>
+          <wp:inline distT="0" distB="0" distL="0" distR="0">
+            <wp:extent cx="1047750" cy="790575"/>
+            <wp:effectExtent t="0" r="0" b="0" l="0"/>
+            <wp:docPr id="1" name="" descr="" title=""/>
+            <wp:cNvGraphicFramePr>
+              <a:graphicFrameLocks xmlns:a="http://schemas.openxmlformats.org/drawingml/2006/main" noChangeAspect="1"/>
+            </wp:cNvGraphicFramePr>
+            <a:graphic xmlns:a="http://schemas.openxmlformats.org/drawingml/2006/main">
+              <a:graphicData uri="http://schemas.openxmlformats.org/drawingml/2006/picture">
+                <pic:pic xmlns:pic="http://schemas.openxmlformats.org/drawingml/2006/picture">
+                  <pic:nvPicPr>
+                    <pic:cNvPr id="0" name="" descr=""/>
+                    <pic:cNvPicPr>
+                      <a:picLocks noChangeAspect="1" noChangeArrowheads="1"/>
+                    </pic:cNvPicPr>
+                  </pic:nvPicPr>
+                  <pic:blipFill>
+                    <a:blip r:embed="rId9" cstate="none"/>
+                    <a:srcRect/>
+                    <a:stretch>
+                      <a:fillRect/>
+                    </a:stretch>
+                  </pic:blipFill>
+                  <pic:spPr bwMode="auto">
+                    <a:xfrm>
+                      <a:off x="0" y="0"/>
+                      <a:ext cx="1047750" cy="790575"/>
+                    </a:xfrm>
+                    <a:prstGeom prst="rect">
+                      <a:avLst/>
+                    </a:prstGeom>
+                  </pic:spPr>
+                </pic:pic>
+              </a:graphicData>
+            </a:graphic>
+          </wp:inline>
+        </w:drawing>
+      </w:r>
+    </w:p>
+    <w:p>
+      <w:pPr>
+        <w:keepNext/>
+        <w:spacing w:after="120"/>
       </w:pPr>
       <w:r>
         <w:rPr>
@@ -161,7 +353,133 @@
         <w:t xml:space="preserve">Expression (Expresión)</w:t>
       </w:r>
       <w:r>
-        <w:t xml:space="preserve"> — A combination of numbers, variables, and operations without an equal sign</w:t>
+        <w:t xml:space="preserve"> — A math phrase with numbers and letters, but no equal sign.</w:t>
+      </w:r>
+    </w:p>
+    <w:p>
+      <w:pPr>
+        <w:keepNext/>
+        <w:spacing w:after="20" w:before="80"/>
+        <w:jc w:val="center"/>
+      </w:pPr>
+      <w:r>
+        <w:drawing>
+          <wp:inline distT="0" distB="0" distL="0" distR="0">
+            <wp:extent cx="1047750" cy="790575"/>
+            <wp:effectExtent t="0" r="0" b="0" l="0"/>
+            <wp:docPr id="1" name="" descr="" title=""/>
+            <wp:cNvGraphicFramePr>
+              <a:graphicFrameLocks xmlns:a="http://schemas.openxmlformats.org/drawingml/2006/main" noChangeAspect="1"/>
+            </wp:cNvGraphicFramePr>
+            <a:graphic xmlns:a="http://schemas.openxmlformats.org/drawingml/2006/main">
+              <a:graphicData uri="http://schemas.openxmlformats.org/drawingml/2006/picture">
+                <pic:pic xmlns:pic="http://schemas.openxmlformats.org/drawingml/2006/picture">
+                  <pic:nvPicPr>
+                    <pic:cNvPr id="0" name="" descr=""/>
+                    <pic:cNvPicPr>
+                      <a:picLocks noChangeAspect="1" noChangeArrowheads="1"/>
+                    </pic:cNvPicPr>
+                  </pic:nvPicPr>
+                  <pic:blipFill>
+                    <a:blip r:embed="rId10" cstate="none"/>
+                    <a:srcRect/>
+                    <a:stretch>
+                      <a:fillRect/>
+                    </a:stretch>
+                  </pic:blipFill>
+                  <pic:spPr bwMode="auto">
+                    <a:xfrm>
+                      <a:off x="0" y="0"/>
+                      <a:ext cx="1047750" cy="790575"/>
+                    </a:xfrm>
+                    <a:prstGeom prst="rect">
+                      <a:avLst/>
+                    </a:prstGeom>
+                  </pic:spPr>
+                </pic:pic>
+              </a:graphicData>
+            </a:graphic>
+          </wp:inline>
+        </w:drawing>
+      </w:r>
+    </w:p>
+    <w:p>
+      <w:pPr>
+        <w:keepNext/>
+        <w:spacing w:after="120"/>
+      </w:pPr>
+      <w:r>
+        <w:rPr>
+          <w:b/>
+          <w:bCs/>
+        </w:rPr>
+        <w:t xml:space="preserve">Constant (Constante)</w:t>
+      </w:r>
+      <w:r>
+        <w:t xml:space="preserve"> — A fixed number in an expression or equation that does not change.</w:t>
+      </w:r>
+    </w:p>
+    <w:p>
+      <w:pPr>
+        <w:keepNext/>
+        <w:spacing w:after="20" w:before="80"/>
+        <w:jc w:val="center"/>
+      </w:pPr>
+      <w:r>
+        <w:drawing>
+          <wp:inline distT="0" distB="0" distL="0" distR="0">
+            <wp:extent cx="1047750" cy="790575"/>
+            <wp:effectExtent t="0" r="0" b="0" l="0"/>
+            <wp:docPr id="1" name="" descr="" title=""/>
+            <wp:cNvGraphicFramePr>
+              <a:graphicFrameLocks xmlns:a="http://schemas.openxmlformats.org/drawingml/2006/main" noChangeAspect="1"/>
+            </wp:cNvGraphicFramePr>
+            <a:graphic xmlns:a="http://schemas.openxmlformats.org/drawingml/2006/main">
+              <a:graphicData uri="http://schemas.openxmlformats.org/drawingml/2006/picture">
+                <pic:pic xmlns:pic="http://schemas.openxmlformats.org/drawingml/2006/picture">
+                  <pic:nvPicPr>
+                    <pic:cNvPr id="0" name="" descr=""/>
+                    <pic:cNvPicPr>
+                      <a:picLocks noChangeAspect="1" noChangeArrowheads="1"/>
+                    </pic:cNvPicPr>
+                  </pic:nvPicPr>
+                  <pic:blipFill>
+                    <a:blip r:embed="rId11" cstate="none"/>
+                    <a:srcRect/>
+                    <a:stretch>
+                      <a:fillRect/>
+                    </a:stretch>
+                  </pic:blipFill>
+                  <pic:spPr bwMode="auto">
+                    <a:xfrm>
+                      <a:off x="0" y="0"/>
+                      <a:ext cx="1047750" cy="790575"/>
+                    </a:xfrm>
+                    <a:prstGeom prst="rect">
+                      <a:avLst/>
+                    </a:prstGeom>
+                  </pic:spPr>
+                </pic:pic>
+              </a:graphicData>
+            </a:graphic>
+          </wp:inline>
+        </w:drawing>
+      </w:r>
+    </w:p>
+    <w:p>
+      <w:pPr>
+        <w:keepNext/>
+        <w:spacing w:after="120"/>
+      </w:pPr>
+      <w:r>
+        <w:rPr>
+          <w:b/>
+          <w:bCs/>
+        </w:rPr>
+        <w:t xml:space="preserve">Unknown (Incógnita)</w:t>
+      </w:r>
+      <w:r>
+        <w:t xml:space="preserve"> — The value you are trying to find, usually shown with a variable.</w:t>
       </w:r>
     </w:p>
     <w:p>

--- a/lessons/7-1/homework.docx
+++ b/lessons/7-1/homework.docx
@@ -24,7 +24,7 @@
           <w:i/>
           <w:iCs/>
         </w:rPr>
-        <w:t xml:space="preserve">Lesson 7-1  •  Standard 6.EE.6</w:t>
+        <w:t xml:space="preserve">Lesson 7-1  •  Standard 6.AT.8</w:t>
       </w:r>
     </w:p>
     <w:p>
@@ -857,39 +857,43 @@
           <w:b/>
           <w:bCs/>
         </w:rPr>
-        <w:t xml:space="preserve">5. Which equation means 'a number x plus 7 equals 12'?</w:t>
-      </w:r>
-    </w:p>
-    <w:p>
-      <w:pPr>
-        <w:spacing w:after="40" w:before="0"/>
-      </w:pPr>
-      <w:r>
-        <w:t xml:space="preserve">     A. x + 7 = 12</w:t>
-      </w:r>
-    </w:p>
-    <w:p>
-      <w:pPr>
-        <w:spacing w:after="40" w:before="0"/>
-      </w:pPr>
-      <w:r>
-        <w:t xml:space="preserve">     B. 7x = 12</w:t>
-      </w:r>
-    </w:p>
-    <w:p>
-      <w:pPr>
-        <w:spacing w:after="40" w:before="0"/>
-      </w:pPr>
-      <w:r>
-        <w:t xml:space="preserve">     C. x − 7 = 12</w:t>
-      </w:r>
-    </w:p>
-    <w:p>
-      <w:pPr>
-        <w:spacing w:after="40" w:before="0"/>
-      </w:pPr>
-      <w:r>
-        <w:t xml:space="preserve">     D. x/7 = 12</w:t>
+        <w:t xml:space="preserve">5. onLevel — Spot the Common Mistake</w:t>
+      </w:r>
+    </w:p>
+    <w:p>
+      <w:pPr>
+        <w:spacing w:after="40" w:before="0"/>
+      </w:pPr>
+      <w:r>
+        <w:t xml:space="preserve">   Step 1 (Read): A student is working on Write Equations.</w:t>
+      </w:r>
+    </w:p>
+    <w:p>
+      <w:pPr>
+        <w:spacing w:after="40" w:before="0"/>
+      </w:pPr>
+      <w:r>
+        <w:t xml:space="preserve">   Step 2 (Attempt): They ignored the rule: Find the unknown, choose a variable, then turn the words into symbols around an equal sign.</w:t>
+      </w:r>
+    </w:p>
+    <w:p>
+      <w:pPr>
+        <w:spacing w:after="40" w:before="0"/>
+      </w:pPr>
+      <w:r>
+        <w:t xml:space="preserve">   Step 3 (Check): The answer does not match the math rule from class.</w:t>
+      </w:r>
+    </w:p>
+    <w:p>
+      <w:pPr>
+        <w:spacing w:after="60" w:before="0"/>
+      </w:pPr>
+      <w:r>
+        <w:rPr>
+          <w:i/>
+          <w:iCs/>
+        </w:rPr>
+        <w:t xml:space="preserve">Which step has the mistake? Explain and fix it:</w:t>
       </w:r>
     </w:p>
     <w:p>
@@ -905,6 +909,28 @@
     </w:p>
     <w:p>
       <w:pPr>
+        <w:spacing w:after="60" w:before="120"/>
+      </w:pPr>
+      <w:r>
+        <w:rPr>
+          <w:color w:val="BBBBBB"/>
+        </w:rPr>
+        <w:t xml:space="preserve">______________________________________________________________________</w:t>
+      </w:r>
+    </w:p>
+    <w:p>
+      <w:pPr>
+        <w:spacing w:after="60" w:before="120"/>
+      </w:pPr>
+      <w:r>
+        <w:rPr>
+          <w:color w:val="BBBBBB"/>
+        </w:rPr>
+        <w:t xml:space="preserve">______________________________________________________________________</w:t>
+      </w:r>
+    </w:p>
+    <w:p>
+      <w:pPr>
         <w:spacing w:after="80" w:before="0"/>
       </w:pPr>
       <w:r>
@@ -912,39 +938,39 @@
           <w:b/>
           <w:bCs/>
         </w:rPr>
-        <w:t xml:space="preserve">6. A book costs $9 more than a pen. The book costs $14. Which equation finds the pen's price p?</w:t>
-      </w:r>
-    </w:p>
-    <w:p>
-      <w:pPr>
-        <w:spacing w:after="40" w:before="0"/>
-      </w:pPr>
-      <w:r>
-        <w:t xml:space="preserve">     A. p + 9 = 14</w:t>
-      </w:r>
-    </w:p>
-    <w:p>
-      <w:pPr>
-        <w:spacing w:after="40" w:before="0"/>
-      </w:pPr>
-      <w:r>
-        <w:t xml:space="preserve">     B. 9p = 14</w:t>
-      </w:r>
-    </w:p>
-    <w:p>
-      <w:pPr>
-        <w:spacing w:after="40" w:before="0"/>
-      </w:pPr>
-      <w:r>
-        <w:t xml:space="preserve">     C. p − 9 = 14</w:t>
-      </w:r>
-    </w:p>
-    <w:p>
-      <w:pPr>
-        <w:spacing w:after="40" w:before="0"/>
-      </w:pPr>
-      <w:r>
-        <w:t xml:space="preserve">     D. 14p = 9</w:t>
+        <w:t xml:space="preserve">6. A witness statement reads: 'A number c of security cameras plus 6 more equals 19.' Which equation matches?</w:t>
+      </w:r>
+    </w:p>
+    <w:p>
+      <w:pPr>
+        <w:spacing w:after="40" w:before="0"/>
+      </w:pPr>
+      <w:r>
+        <w:t xml:space="preserve">     A. c + 6 = 19</w:t>
+      </w:r>
+    </w:p>
+    <w:p>
+      <w:pPr>
+        <w:spacing w:after="40" w:before="0"/>
+      </w:pPr>
+      <w:r>
+        <w:t xml:space="preserve">     B. 6c = 19</w:t>
+      </w:r>
+    </w:p>
+    <w:p>
+      <w:pPr>
+        <w:spacing w:after="40" w:before="0"/>
+      </w:pPr>
+      <w:r>
+        <w:t xml:space="preserve">     C. c − 6 = 19</w:t>
+      </w:r>
+    </w:p>
+    <w:p>
+      <w:pPr>
+        <w:spacing w:after="40" w:before="0"/>
+      </w:pPr>
+      <w:r>
+        <w:t xml:space="preserve">     D. c / 6 = 19</w:t>
       </w:r>
     </w:p>
     <w:p>
@@ -967,39 +993,39 @@
           <w:b/>
           <w:bCs/>
         </w:rPr>
-        <w:t xml:space="preserve">7. Which equation represents '3 times a number equals 21'?</w:t>
-      </w:r>
-    </w:p>
-    <w:p>
-      <w:pPr>
-        <w:spacing w:after="40" w:before="0"/>
-      </w:pPr>
-      <w:r>
-        <w:t xml:space="preserve">     A. 3n = 21</w:t>
-      </w:r>
-    </w:p>
-    <w:p>
-      <w:pPr>
-        <w:spacing w:after="40" w:before="0"/>
-      </w:pPr>
-      <w:r>
-        <w:t xml:space="preserve">     B. n + 3 = 21</w:t>
-      </w:r>
-    </w:p>
-    <w:p>
-      <w:pPr>
-        <w:spacing w:after="40" w:before="0"/>
-      </w:pPr>
-      <w:r>
-        <w:t xml:space="preserve">     C. n/3 = 21</w:t>
-      </w:r>
-    </w:p>
-    <w:p>
-      <w:pPr>
-        <w:spacing w:after="40" w:before="0"/>
-      </w:pPr>
-      <w:r>
-        <w:t xml:space="preserve">     D. n − 3 = 21</w:t>
+        <w:t xml:space="preserve">7. The lab tech says: '5 times the number of evidence bags b equals 35.' Which equation represents this clue?</w:t>
+      </w:r>
+    </w:p>
+    <w:p>
+      <w:pPr>
+        <w:spacing w:after="40" w:before="0"/>
+      </w:pPr>
+      <w:r>
+        <w:t xml:space="preserve">     A. 5b = 35</w:t>
+      </w:r>
+    </w:p>
+    <w:p>
+      <w:pPr>
+        <w:spacing w:after="40" w:before="0"/>
+      </w:pPr>
+      <w:r>
+        <w:t xml:space="preserve">     B. b + 5 = 35</w:t>
+      </w:r>
+    </w:p>
+    <w:p>
+      <w:pPr>
+        <w:spacing w:after="40" w:before="0"/>
+      </w:pPr>
+      <w:r>
+        <w:t xml:space="preserve">     C. b − 5 = 35</w:t>
+      </w:r>
+    </w:p>
+    <w:p>
+      <w:pPr>
+        <w:spacing w:after="40" w:before="0"/>
+      </w:pPr>
+      <w:r>
+        <w:t xml:space="preserve">     D. b / 5 = 35</w:t>
       </w:r>
     </w:p>
     <w:p>
@@ -1022,39 +1048,283 @@
           <w:b/>
           <w:bCs/>
         </w:rPr>
-        <w:t xml:space="preserve">8. Tickets cost $8 each. Which equation finds the number of tickets t bought for $48?</w:t>
-      </w:r>
-    </w:p>
-    <w:p>
-      <w:pPr>
-        <w:spacing w:after="40" w:before="0"/>
-      </w:pPr>
-      <w:r>
-        <w:t xml:space="preserve">     A. 8t = 48</w:t>
-      </w:r>
-    </w:p>
-    <w:p>
-      <w:pPr>
-        <w:spacing w:after="40" w:before="0"/>
-      </w:pPr>
-      <w:r>
-        <w:t xml:space="preserve">     B. t + 8 = 48</w:t>
-      </w:r>
-    </w:p>
-    <w:p>
-      <w:pPr>
-        <w:spacing w:after="40" w:before="0"/>
-      </w:pPr>
-      <w:r>
-        <w:t xml:space="preserve">     C. t/8 = 48</w:t>
-      </w:r>
-    </w:p>
-    <w:p>
-      <w:pPr>
-        <w:spacing w:after="40" w:before="0"/>
-      </w:pPr>
-      <w:r>
-        <w:t xml:space="preserve">     D. 48t = 8</w:t>
+        <w:t xml:space="preserve">8. A torn note reads: 'A suspect's case minutes m, after 9 fewer, leaves 24.' Which equation fits?</w:t>
+      </w:r>
+    </w:p>
+    <w:p>
+      <w:pPr>
+        <w:spacing w:after="40" w:before="0"/>
+      </w:pPr>
+      <w:r>
+        <w:t xml:space="preserve">     A. m − 9 = 24</w:t>
+      </w:r>
+    </w:p>
+    <w:p>
+      <w:pPr>
+        <w:spacing w:after="40" w:before="0"/>
+      </w:pPr>
+      <w:r>
+        <w:t xml:space="preserve">     B. m + 9 = 24</w:t>
+      </w:r>
+    </w:p>
+    <w:p>
+      <w:pPr>
+        <w:spacing w:after="40" w:before="0"/>
+      </w:pPr>
+      <w:r>
+        <w:t xml:space="preserve">     C. 9m = 24</w:t>
+      </w:r>
+    </w:p>
+    <w:p>
+      <w:pPr>
+        <w:spacing w:after="40" w:before="0"/>
+      </w:pPr>
+      <w:r>
+        <w:t xml:space="preserve">     D. m / 9 = 24</w:t>
+      </w:r>
+    </w:p>
+    <w:p>
+      <w:pPr>
+        <w:spacing w:after="60" w:before="120"/>
+      </w:pPr>
+      <w:r>
+        <w:rPr>
+          <w:color w:val="BBBBBB"/>
+        </w:rPr>
+        <w:t xml:space="preserve">______________________________________________________________________</w:t>
+      </w:r>
+    </w:p>
+    <w:p>
+      <w:pPr>
+        <w:spacing w:after="80" w:before="0"/>
+      </w:pPr>
+      <w:r>
+        <w:rPr>
+          <w:b/>
+          <w:bCs/>
+        </w:rPr>
+        <w:t xml:space="preserve">9. Match each detective clue to the equation that cracks it.</w:t>
+      </w:r>
+    </w:p>
+    <w:tbl>
+      <w:tblPr>
+        <w:tblW w:type="pct" w:w="100%"/>
+        <w:tblBorders>
+          <w:top w:val="single" w:color="auto" w:sz="4"/>
+          <w:left w:val="single" w:color="auto" w:sz="4"/>
+          <w:bottom w:val="single" w:color="auto" w:sz="4"/>
+          <w:right w:val="single" w:color="auto" w:sz="4"/>
+          <w:insideH w:val="single" w:color="auto" w:sz="4"/>
+          <w:insideV w:val="single" w:color="auto" w:sz="4"/>
+        </w:tblBorders>
+      </w:tblPr>
+      <w:tblGrid>
+        <w:gridCol w:w="100"/>
+        <w:gridCol w:w="100"/>
+      </w:tblGrid>
+      <w:tr>
+        <w:trPr>
+          <w:tblHeader/>
+        </w:trPr>
+        <w:tc>
+          <w:tcPr>
+            <w:tcW w:type="pct" w:w="50%"/>
+          </w:tcPr>
+          <w:p>
+            <w:r>
+              <w:rPr>
+                <w:b/>
+                <w:bCs/>
+              </w:rPr>
+              <w:t xml:space="preserve">Item</w:t>
+            </w:r>
+          </w:p>
+        </w:tc>
+        <w:tc>
+          <w:tcPr>
+            <w:tcW w:type="pct" w:w="50%"/>
+          </w:tcPr>
+          <w:p>
+            <w:r>
+              <w:rPr>
+                <w:b/>
+                <w:bCs/>
+              </w:rPr>
+              <w:t xml:space="preserve">Answer choices</w:t>
+            </w:r>
+          </w:p>
+        </w:tc>
+      </w:tr>
+      <w:tr>
+        <w:tc>
+          <w:tcPr>
+            <w:tcW w:type="pct" w:w="50%"/>
+          </w:tcPr>
+          <w:p>
+            <w:r>
+              <w:t xml:space="preserve">____  A number d of door codes plus 4 equals 17.</w:t>
+            </w:r>
+          </w:p>
+        </w:tc>
+        <w:tc>
+          <w:tcPr>
+            <w:tcW w:type="pct" w:w="50%"/>
+          </w:tcPr>
+          <w:p>
+            <w:r>
+              <w:t xml:space="preserve">D. s / 5 = 8</w:t>
+            </w:r>
+          </w:p>
+        </w:tc>
+      </w:tr>
+      <w:tr>
+        <w:tc>
+          <w:tcPr>
+            <w:tcW w:type="pct" w:w="50%"/>
+          </w:tcPr>
+          <w:p>
+            <w:r>
+              <w:t xml:space="preserve">____  6 times the number of tips t equals 42.</w:t>
+            </w:r>
+          </w:p>
+        </w:tc>
+        <w:tc>
+          <w:tcPr>
+            <w:tcW w:type="pct" w:w="50%"/>
+          </w:tcPr>
+          <w:p>
+            <w:r>
+              <w:t xml:space="preserve">C. f − 11 = 20</w:t>
+            </w:r>
+          </w:p>
+        </w:tc>
+      </w:tr>
+      <w:tr>
+        <w:tc>
+          <w:tcPr>
+            <w:tcW w:type="pct" w:w="50%"/>
+          </w:tcPr>
+          <w:p>
+            <w:r>
+              <w:t xml:space="preserve">____  A pile of files f, after losing 11, equals 20.</w:t>
+            </w:r>
+          </w:p>
+        </w:tc>
+        <w:tc>
+          <w:tcPr>
+            <w:tcW w:type="pct" w:w="50%"/>
+          </w:tcPr>
+          <w:p>
+            <w:r>
+              <w:t xml:space="preserve">B. 6t = 42</w:t>
+            </w:r>
+          </w:p>
+        </w:tc>
+      </w:tr>
+      <w:tr>
+        <w:tc>
+          <w:tcPr>
+            <w:tcW w:type="pct" w:w="50%"/>
+          </w:tcPr>
+          <w:p>
+            <w:r>
+              <w:t xml:space="preserve">____  A number of suspects s split into 5 vans equals 8 per van.</w:t>
+            </w:r>
+          </w:p>
+        </w:tc>
+        <w:tc>
+          <w:tcPr>
+            <w:tcW w:type="pct" w:w="50%"/>
+          </w:tcPr>
+          <w:p>
+            <w:r>
+              <w:t xml:space="preserve">A. d + 4 = 17</w:t>
+            </w:r>
+          </w:p>
+        </w:tc>
+      </w:tr>
+    </w:tbl>
+    <w:p>
+      <w:pPr>
+        <w:spacing w:after="60" w:before="120"/>
+      </w:pPr>
+      <w:r>
+        <w:rPr>
+          <w:color w:val="BBBBBB"/>
+        </w:rPr>
+        <w:t xml:space="preserve">______________________________________________________________________</w:t>
+      </w:r>
+    </w:p>
+    <w:p>
+      <w:pPr>
+        <w:spacing w:after="80" w:before="0"/>
+      </w:pPr>
+      <w:r>
+        <w:rPr>
+          <w:b/>
+          <w:bCs/>
+        </w:rPr>
+        <w:t xml:space="preserve">10. Drag each clue phrase into the operation a detective should write.</w:t>
+      </w:r>
+    </w:p>
+    <w:p>
+      <w:pPr>
+        <w:spacing w:after="80" w:before="0"/>
+      </w:pPr>
+      <w:r>
+        <w:rPr>
+          <w:i/>
+          <w:iCs/>
+        </w:rPr>
+        <w:t xml:space="preserve">Groups: Addition (+)   |   Subtraction (−)   |   Multiplication (×)   |   Division (÷)</w:t>
+      </w:r>
+    </w:p>
+    <w:p>
+      <w:pPr>
+        <w:spacing w:after="40" w:before="0"/>
+      </w:pPr>
+      <w:r>
+        <w:t xml:space="preserve">   • increased by 7   → __________________</w:t>
+      </w:r>
+    </w:p>
+    <w:p>
+      <w:pPr>
+        <w:spacing w:after="40" w:before="0"/>
+      </w:pPr>
+      <w:r>
+        <w:t xml:space="preserve">   • sum of clues   → __________________</w:t>
+      </w:r>
+    </w:p>
+    <w:p>
+      <w:pPr>
+        <w:spacing w:after="40" w:before="0"/>
+      </w:pPr>
+      <w:r>
+        <w:t xml:space="preserve">   • 13 fewer than   → __________________</w:t>
+      </w:r>
+    </w:p>
+    <w:p>
+      <w:pPr>
+        <w:spacing w:after="40" w:before="0"/>
+      </w:pPr>
+      <w:r>
+        <w:t xml:space="preserve">   • decreased by 8   → __________________</w:t>
+      </w:r>
+    </w:p>
+    <w:p>
+      <w:pPr>
+        <w:spacing w:after="40" w:before="0"/>
+      </w:pPr>
+      <w:r>
+        <w:t xml:space="preserve">   • triple the tips   → __________________</w:t>
+      </w:r>
+    </w:p>
+    <w:p>
+      <w:pPr>
+        <w:spacing w:after="40" w:before="0"/>
+      </w:pPr>
+      <w:r>
+        <w:t xml:space="preserve">   • split equally among   → __________________</w:t>
       </w:r>
     </w:p>
     <w:p>
@@ -1100,10 +1370,22 @@
     </w:p>
     <w:p>
       <w:pPr>
+        <w:spacing w:after="20" w:before="0"/>
+      </w:pPr>
+      <w:r>
+        <w:t xml:space="preserve">     'Plus' means addition, so the equation is n + 12 = 30.</w:t>
+      </w:r>
+    </w:p>
+    <w:p>
+      <w:pPr>
         <w:spacing w:after="80" w:before="0"/>
       </w:pPr>
       <w:r>
-        <w:t xml:space="preserve">     'Plus' means addition, so the equation is n + 12 = 30.</w:t>
+        <w:rPr>
+          <w:i/>
+          <w:iCs/>
+        </w:rPr>
+        <w:t xml:space="preserve">     Watch for: A common mistake in Write Equations is skipping the key idea: "Find the unknown, choose a variable, then turn the words into symbols around an equal sign." — always check your work against this rule before you submit.</w:t>
       </w:r>
     </w:p>
     <w:p>
@@ -1120,10 +1402,22 @@
     </w:p>
     <w:p>
       <w:pPr>
+        <w:spacing w:after="20" w:before="0"/>
+      </w:pPr>
+      <w:r>
+        <w:t xml:space="preserve">     'Seven less than a number' means start with the number and subtract 7: n − 7 = 18.</w:t>
+      </w:r>
+    </w:p>
+    <w:p>
+      <w:pPr>
         <w:spacing w:after="80" w:before="0"/>
       </w:pPr>
       <w:r>
-        <w:t xml:space="preserve">     'Seven less than a number' means start with the number and subtract 7: n − 7 = 18.</w:t>
+        <w:rPr>
+          <w:i/>
+          <w:iCs/>
+        </w:rPr>
+        <w:t xml:space="preserve">     Watch for: A common mistake in Write Equations is skipping the key idea: "Find the unknown, choose a variable, then turn the words into symbols around an equal sign." — always check your work against this rule before you submit.</w:t>
       </w:r>
     </w:p>
     <w:p>
@@ -1168,22 +1462,70 @@
     </w:p>
     <w:p>
       <w:pPr>
+        <w:spacing w:after="20" w:before="0"/>
+      </w:pPr>
+      <w:r>
+        <w:t xml:space="preserve">     The detective's Monday fingerprints (f) plus 14 more equals 30: f + 14 = 30.</w:t>
+      </w:r>
+    </w:p>
+    <w:p>
+      <w:pPr>
         <w:spacing w:after="80" w:before="0"/>
       </w:pPr>
       <w:r>
-        <w:t xml:space="preserve">     The detective's Monday fingerprints (f) plus 14 more equals 30: f + 14 = 30.</w:t>
-      </w:r>
-    </w:p>
-    <w:p>
-      <w:pPr>
-        <w:spacing w:after="40" w:before="0"/>
-      </w:pPr>
-      <w:r>
-        <w:rPr>
-          <w:b/>
-          <w:bCs/>
-        </w:rPr>
-        <w:t xml:space="preserve">5. A. x + 7 = 12</w:t>
+        <w:rPr>
+          <w:i/>
+          <w:iCs/>
+        </w:rPr>
+        <w:t xml:space="preserve">     Watch for: A common mistake in Write Equations is skipping the key idea: "Find the unknown, choose a variable, then turn the words into symbols around an equal sign." — always check your work against this rule before you submit.</w:t>
+      </w:r>
+    </w:p>
+    <w:p>
+      <w:pPr>
+        <w:spacing w:after="40" w:before="0"/>
+      </w:pPr>
+      <w:r>
+        <w:rPr>
+          <w:b/>
+          <w:bCs/>
+        </w:rPr>
+        <w:t xml:space="preserve">5. onLevel — Spot the Common Mistake</w:t>
+      </w:r>
+    </w:p>
+    <w:p>
+      <w:pPr>
+        <w:spacing w:after="20" w:before="0"/>
+      </w:pPr>
+      <w:r>
+        <w:t xml:space="preserve">     The mistake is in Step 2.</w:t>
+      </w:r>
+    </w:p>
+    <w:p>
+      <w:pPr>
+        <w:spacing w:after="20" w:before="0"/>
+      </w:pPr>
+      <w:r>
+        <w:t xml:space="preserve">     Correct work: Follow the key idea: Find the unknown, choose a variable, then turn the words into symbols around an equal sign.</w:t>
+      </w:r>
+    </w:p>
+    <w:p>
+      <w:pPr>
+        <w:spacing w:after="40" w:before="0"/>
+      </w:pPr>
+      <w:r>
+        <w:rPr>
+          <w:b/>
+          <w:bCs/>
+        </w:rPr>
+        <w:t xml:space="preserve">6. A. c + 6 = 19</w:t>
+      </w:r>
+    </w:p>
+    <w:p>
+      <w:pPr>
+        <w:spacing w:after="20" w:before="0"/>
+      </w:pPr>
+      <w:r>
+        <w:t xml:space="preserve">     'Plus 6 more' means + 6 and 'equals 19' means = 19, so c + 6 = 19. Check: 13 + 6 = 19.</w:t>
       </w:r>
     </w:p>
     <w:p>
@@ -1191,19 +1533,31 @@
         <w:spacing w:after="80" w:before="0"/>
       </w:pPr>
       <w:r>
-        <w:t xml:space="preserve">     'Plus 7 equals 12' is x + 7 = 12.</w:t>
-      </w:r>
-    </w:p>
-    <w:p>
-      <w:pPr>
-        <w:spacing w:after="40" w:before="0"/>
-      </w:pPr>
-      <w:r>
-        <w:rPr>
-          <w:b/>
-          <w:bCs/>
-        </w:rPr>
-        <w:t xml:space="preserve">6. A. p + 9 = 14</w:t>
+        <w:rPr>
+          <w:i/>
+          <w:iCs/>
+        </w:rPr>
+        <w:t xml:space="preserve">     Watch for: A common mistake in Write Equations is skipping the key idea: "Find the unknown, choose a variable, then turn the words into symbols around an equal sign." — always check your work against this rule before you submit.</w:t>
+      </w:r>
+    </w:p>
+    <w:p>
+      <w:pPr>
+        <w:spacing w:after="40" w:before="0"/>
+      </w:pPr>
+      <w:r>
+        <w:rPr>
+          <w:b/>
+          <w:bCs/>
+        </w:rPr>
+        <w:t xml:space="preserve">7. A. 5b = 35</w:t>
+      </w:r>
+    </w:p>
+    <w:p>
+      <w:pPr>
+        <w:spacing w:after="20" w:before="0"/>
+      </w:pPr>
+      <w:r>
+        <w:t xml:space="preserve">     '5 times the number' means 5 times b, so 5b = 35. Check: 5 × 7 = 35.</w:t>
       </w:r>
     </w:p>
     <w:p>
@@ -1211,19 +1565,31 @@
         <w:spacing w:after="80" w:before="0"/>
       </w:pPr>
       <w:r>
-        <w:t xml:space="preserve">     Pen plus 9 equals 14: p + 9 = 14.</w:t>
-      </w:r>
-    </w:p>
-    <w:p>
-      <w:pPr>
-        <w:spacing w:after="40" w:before="0"/>
-      </w:pPr>
-      <w:r>
-        <w:rPr>
-          <w:b/>
-          <w:bCs/>
-        </w:rPr>
-        <w:t xml:space="preserve">7. A. 3n = 21</w:t>
+        <w:rPr>
+          <w:i/>
+          <w:iCs/>
+        </w:rPr>
+        <w:t xml:space="preserve">     Watch for: A common mistake in Write Equations is skipping the key idea: "Find the unknown, choose a variable, then turn the words into symbols around an equal sign." — always check your work against this rule before you submit.</w:t>
+      </w:r>
+    </w:p>
+    <w:p>
+      <w:pPr>
+        <w:spacing w:after="40" w:before="0"/>
+      </w:pPr>
+      <w:r>
+        <w:rPr>
+          <w:b/>
+          <w:bCs/>
+        </w:rPr>
+        <w:t xml:space="preserve">8. A. m − 9 = 24</w:t>
+      </w:r>
+    </w:p>
+    <w:p>
+      <w:pPr>
+        <w:spacing w:after="20" w:before="0"/>
+      </w:pPr>
+      <w:r>
+        <w:t xml:space="preserve">     '9 fewer' means subtract 9, so m − 9 = 24. Check: 33 − 9 = 24.</w:t>
       </w:r>
     </w:p>
     <w:p>
@@ -1231,27 +1597,131 @@
         <w:spacing w:after="80" w:before="0"/>
       </w:pPr>
       <w:r>
-        <w:t xml:space="preserve">     '3 times a number' is 3n, equal to 21.</w:t>
-      </w:r>
-    </w:p>
-    <w:p>
-      <w:pPr>
-        <w:spacing w:after="40" w:before="0"/>
-      </w:pPr>
-      <w:r>
-        <w:rPr>
-          <w:b/>
-          <w:bCs/>
-        </w:rPr>
-        <w:t xml:space="preserve">8. A. 8t = 48</w:t>
-      </w:r>
-    </w:p>
-    <w:p>
-      <w:pPr>
-        <w:spacing w:after="80" w:before="0"/>
-      </w:pPr>
-      <w:r>
-        <w:t xml:space="preserve">     Cost per ticket times number of tickets equals total: 8t = 48.</w:t>
+        <w:rPr>
+          <w:i/>
+          <w:iCs/>
+        </w:rPr>
+        <w:t xml:space="preserve">     Watch for: A common mistake in Write Equations is skipping the key idea: "Find the unknown, choose a variable, then turn the words into symbols around an equal sign." — always check your work against this rule before you submit.</w:t>
+      </w:r>
+    </w:p>
+    <w:p>
+      <w:pPr>
+        <w:spacing w:after="40" w:before="0"/>
+      </w:pPr>
+      <w:r>
+        <w:rPr>
+          <w:b/>
+          <w:bCs/>
+        </w:rPr>
+        <w:t xml:space="preserve">9. Matches:</w:t>
+      </w:r>
+    </w:p>
+    <w:p>
+      <w:pPr>
+        <w:spacing w:after="20" w:before="0"/>
+      </w:pPr>
+      <w:r>
+        <w:t xml:space="preserve">     A number d of door codes plus 4 equals 17. → d + 4 = 17</w:t>
+      </w:r>
+    </w:p>
+    <w:p>
+      <w:pPr>
+        <w:spacing w:after="20" w:before="0"/>
+      </w:pPr>
+      <w:r>
+        <w:t xml:space="preserve">     6 times the number of tips t equals 42. → 6t = 42</w:t>
+      </w:r>
+    </w:p>
+    <w:p>
+      <w:pPr>
+        <w:spacing w:after="20" w:before="0"/>
+      </w:pPr>
+      <w:r>
+        <w:t xml:space="preserve">     A pile of files f, after losing 11, equals 20. → f − 11 = 20</w:t>
+      </w:r>
+    </w:p>
+    <w:p>
+      <w:pPr>
+        <w:spacing w:after="20" w:before="0"/>
+      </w:pPr>
+      <w:r>
+        <w:t xml:space="preserve">     A number of suspects s split into 5 vans equals 8 per van. → s / 5 = 8</w:t>
+      </w:r>
+    </w:p>
+    <w:p>
+      <w:pPr>
+        <w:spacing w:after="40" w:before="0"/>
+      </w:pPr>
+      <w:r>
+        <w:t xml:space="preserve"/>
+      </w:r>
+    </w:p>
+    <w:p>
+      <w:pPr>
+        <w:spacing w:after="40" w:before="0"/>
+      </w:pPr>
+      <w:r>
+        <w:rPr>
+          <w:b/>
+          <w:bCs/>
+        </w:rPr>
+        <w:t xml:space="preserve">10. Correct groups:</w:t>
+      </w:r>
+    </w:p>
+    <w:p>
+      <w:pPr>
+        <w:spacing w:after="20" w:before="0"/>
+      </w:pPr>
+      <w:r>
+        <w:t xml:space="preserve">     increased by 7 → Addition (+)</w:t>
+      </w:r>
+    </w:p>
+    <w:p>
+      <w:pPr>
+        <w:spacing w:after="20" w:before="0"/>
+      </w:pPr>
+      <w:r>
+        <w:t xml:space="preserve">     sum of clues → Addition (+)</w:t>
+      </w:r>
+    </w:p>
+    <w:p>
+      <w:pPr>
+        <w:spacing w:after="20" w:before="0"/>
+      </w:pPr>
+      <w:r>
+        <w:t xml:space="preserve">     13 fewer than → Subtraction (−)</w:t>
+      </w:r>
+    </w:p>
+    <w:p>
+      <w:pPr>
+        <w:spacing w:after="20" w:before="0"/>
+      </w:pPr>
+      <w:r>
+        <w:t xml:space="preserve">     decreased by 8 → Subtraction (−)</w:t>
+      </w:r>
+    </w:p>
+    <w:p>
+      <w:pPr>
+        <w:spacing w:after="20" w:before="0"/>
+      </w:pPr>
+      <w:r>
+        <w:t xml:space="preserve">     triple the tips → Multiplication (×)</w:t>
+      </w:r>
+    </w:p>
+    <w:p>
+      <w:pPr>
+        <w:spacing w:after="20" w:before="0"/>
+      </w:pPr>
+      <w:r>
+        <w:t xml:space="preserve">     split equally among → Division (÷)</w:t>
+      </w:r>
+    </w:p>
+    <w:p>
+      <w:pPr>
+        <w:spacing w:after="40" w:before="0"/>
+      </w:pPr>
+      <w:r>
+        <w:t xml:space="preserve"/>
       </w:r>
     </w:p>
     <w:sectPr>

--- a/lessons/7-1/homework.docx
+++ b/lessons/7-1/homework.docx
@@ -444,7 +444,7 @@
                     </pic:cNvPicPr>
                   </pic:nvPicPr>
                   <pic:blipFill>
-                    <a:blip r:embed="rId11" cstate="none"/>
+                    <a:blip r:embed="rId8" cstate="none"/>
                     <a:srcRect/>
                     <a:stretch>
                       <a:fillRect/>
@@ -857,31 +857,31 @@
           <w:b/>
           <w:bCs/>
         </w:rPr>
-        <w:t xml:space="preserve">5. onLevel — Spot the Common Mistake</w:t>
-      </w:r>
-    </w:p>
-    <w:p>
-      <w:pPr>
-        <w:spacing w:after="40" w:before="0"/>
-      </w:pPr>
-      <w:r>
-        <w:t xml:space="preserve">   Step 1 (Read): A student is working on Write Equations.</w:t>
-      </w:r>
-    </w:p>
-    <w:p>
-      <w:pPr>
-        <w:spacing w:after="40" w:before="0"/>
-      </w:pPr>
-      <w:r>
-        <w:t xml:space="preserve">   Step 2 (Attempt): They ignored the rule: Find the unknown, choose a variable, then turn the words into symbols around an equal sign.</w:t>
-      </w:r>
-    </w:p>
-    <w:p>
-      <w:pPr>
-        <w:spacing w:after="40" w:before="0"/>
-      </w:pPr>
-      <w:r>
-        <w:t xml:space="preserve">   Step 3 (Check): The answer does not match the math rule from class.</w:t>
+        <w:t xml:space="preserve">5. Crack the Equation Error</w:t>
+      </w:r>
+    </w:p>
+    <w:p>
+      <w:pPr>
+        <w:spacing w:after="40" w:before="0"/>
+      </w:pPr>
+      <w:r>
+        <w:t xml:space="preserve">   Step 1 (Clue): A number of case files divided by 3 equals 6.</w:t>
+      </w:r>
+    </w:p>
+    <w:p>
+      <w:pPr>
+        <w:spacing w:after="40" w:before="0"/>
+      </w:pPr>
+      <w:r>
+        <w:t xml:space="preserve">   Step 2 (Choose a variable): Let n be the number of case files.</w:t>
+      </w:r>
+    </w:p>
+    <w:p>
+      <w:pPr>
+        <w:spacing w:after="40" w:before="0"/>
+      </w:pPr>
+      <w:r>
+        <w:t xml:space="preserve">   Step 3 (Write the equation): 3n = 6</w:t>
       </w:r>
     </w:p>
     <w:p>
@@ -1385,7 +1385,7 @@
           <w:i/>
           <w:iCs/>
         </w:rPr>
-        <w:t xml:space="preserve">     Watch for: A common mistake in Write Equations is skipping the key idea: "Find the unknown, choose a variable, then turn the words into symbols around an equal sign." — always check your work against this rule before you submit.</w:t>
+        <w:t xml:space="preserve">     Watch for: A common mistake in Write Equations is writing subtraction and division clues in the wrong order — putting the number from the clue first instead of the variable first. For 'a number decreased by 8 equals 5,' students often write 8 − n = 5 instead of the correct n − 8 = 5; for 'a number divided by 4 equals 6,' they write 4 ÷ n (or 4n) instead of n / 4 = 6. Always start with the variable, then attach the operation in the order the words describe it, and check by substituting your answer back in.</w:t>
       </w:r>
     </w:p>
     <w:p>
@@ -1417,7 +1417,7 @@
           <w:i/>
           <w:iCs/>
         </w:rPr>
-        <w:t xml:space="preserve">     Watch for: A common mistake in Write Equations is skipping the key idea: "Find the unknown, choose a variable, then turn the words into symbols around an equal sign." — always check your work against this rule before you submit.</w:t>
+        <w:t xml:space="preserve">     Watch for: A common mistake in Write Equations is writing subtraction and division clues in the wrong order — putting the number from the clue first instead of the variable first. For 'a number decreased by 8 equals 5,' students often write 8 − n = 5 instead of the correct n − 8 = 5; for 'a number divided by 4 equals 6,' they write 4 ÷ n (or 4n) instead of n / 4 = 6. Always start with the variable, then attach the operation in the order the words describe it, and check by substituting your answer back in.</w:t>
       </w:r>
     </w:p>
     <w:p>
@@ -1477,19 +1477,19 @@
           <w:i/>
           <w:iCs/>
         </w:rPr>
-        <w:t xml:space="preserve">     Watch for: A common mistake in Write Equations is skipping the key idea: "Find the unknown, choose a variable, then turn the words into symbols around an equal sign." — always check your work against this rule before you submit.</w:t>
-      </w:r>
-    </w:p>
-    <w:p>
-      <w:pPr>
-        <w:spacing w:after="40" w:before="0"/>
-      </w:pPr>
-      <w:r>
-        <w:rPr>
-          <w:b/>
-          <w:bCs/>
-        </w:rPr>
-        <w:t xml:space="preserve">5. onLevel — Spot the Common Mistake</w:t>
+        <w:t xml:space="preserve">     Watch for: A common mistake in Write Equations is writing subtraction and division clues in the wrong order — putting the number from the clue first instead of the variable first. For 'a number decreased by 8 equals 5,' students often write 8 − n = 5 instead of the correct n − 8 = 5; for 'a number divided by 4 equals 6,' they write 4 ÷ n (or 4n) instead of n / 4 = 6. Always start with the variable, then attach the operation in the order the words describe it, and check by substituting your answer back in.</w:t>
+      </w:r>
+    </w:p>
+    <w:p>
+      <w:pPr>
+        <w:spacing w:after="40" w:before="0"/>
+      </w:pPr>
+      <w:r>
+        <w:rPr>
+          <w:b/>
+          <w:bCs/>
+        </w:rPr>
+        <w:t xml:space="preserve">5. Crack the Equation Error</w:t>
       </w:r>
     </w:p>
     <w:p>
@@ -1497,7 +1497,7 @@
         <w:spacing w:after="20" w:before="0"/>
       </w:pPr>
       <w:r>
-        <w:t xml:space="preserve">     The mistake is in Step 2.</w:t>
+        <w:t xml:space="preserve">     The mistake is in Step 3.</w:t>
       </w:r>
     </w:p>
     <w:p>
@@ -1505,7 +1505,7 @@
         <w:spacing w:after="20" w:before="0"/>
       </w:pPr>
       <w:r>
-        <w:t xml:space="preserve">     Correct work: Follow the key idea: Find the unknown, choose a variable, then turn the words into symbols around an equal sign.</w:t>
+        <w:t xml:space="preserve">     Correct work: 'Divided by 3' means division, not multiplication. The correct equation is n / 3 = 6, not 3n = 6. Check: 18 / 3 = 6.</w:t>
       </w:r>
     </w:p>
     <w:p>
@@ -1537,7 +1537,7 @@
           <w:i/>
           <w:iCs/>
         </w:rPr>
-        <w:t xml:space="preserve">     Watch for: A common mistake in Write Equations is skipping the key idea: "Find the unknown, choose a variable, then turn the words into symbols around an equal sign." — always check your work against this rule before you submit.</w:t>
+        <w:t xml:space="preserve">     Watch for: A common mistake in Write Equations is writing subtraction and division clues in the wrong order — putting the number from the clue first instead of the variable first. For 'a number decreased by 8 equals 5,' students often write 8 − n = 5 instead of the correct n − 8 = 5; for 'a number divided by 4 equals 6,' they write 4 ÷ n (or 4n) instead of n / 4 = 6. Always start with the variable, then attach the operation in the order the words describe it, and check by substituting your answer back in.</w:t>
       </w:r>
     </w:p>
     <w:p>
@@ -1569,7 +1569,7 @@
           <w:i/>
           <w:iCs/>
         </w:rPr>
-        <w:t xml:space="preserve">     Watch for: A common mistake in Write Equations is skipping the key idea: "Find the unknown, choose a variable, then turn the words into symbols around an equal sign." — always check your work against this rule before you submit.</w:t>
+        <w:t xml:space="preserve">     Watch for: A common mistake in Write Equations is writing subtraction and division clues in the wrong order — putting the number from the clue first instead of the variable first. For 'a number decreased by 8 equals 5,' students often write 8 − n = 5 instead of the correct n − 8 = 5; for 'a number divided by 4 equals 6,' they write 4 ÷ n (or 4n) instead of n / 4 = 6. Always start with the variable, then attach the operation in the order the words describe it, and check by substituting your answer back in.</w:t>
       </w:r>
     </w:p>
     <w:p>
@@ -1601,7 +1601,7 @@
           <w:i/>
           <w:iCs/>
         </w:rPr>
-        <w:t xml:space="preserve">     Watch for: A common mistake in Write Equations is skipping the key idea: "Find the unknown, choose a variable, then turn the words into symbols around an equal sign." — always check your work against this rule before you submit.</w:t>
+        <w:t xml:space="preserve">     Watch for: A common mistake in Write Equations is writing subtraction and division clues in the wrong order — putting the number from the clue first instead of the variable first. For 'a number decreased by 8 equals 5,' students often write 8 − n = 5 instead of the correct n − 8 = 5; for 'a number divided by 4 equals 6,' they write 4 ÷ n (or 4n) instead of n / 4 = 6. Always start with the variable, then attach the operation in the order the words describe it, and check by substituting your answer back in.</w:t>
       </w:r>
     </w:p>
     <w:p>
